--- a/documentacion/LEEME.docx
+++ b/documentacion/LEEME.docx
@@ -774,7 +774,7 @@
         <w:rPr>
           <w:rFonts w:ascii="Calibri" w:cs="Calibri" w:eastAsia="Calibri" w:hAnsi="Calibri"/>
         </w:rPr>
-        <w:t xml:space="preserve">, o en el servidor que ya está listo: http://148.113.167.5</w:t>
+        <w:t xml:space="preserve">, o en el servidor que ya está listo: https://taller.navmac.com (también por la IP http://148.113.167.5)</w:t>
       </w:r>
     </w:p>
     <w:sectPr>
